--- a/Aliaksandr_Zhyvutski_CV_EN.docx
+++ b/Aliaksandr_Zhyvutski_CV_EN.docx
@@ -88,7 +88,7 @@
           <w:sz w:val="20"/>
           <w:szCs w:val="20"/>
         </w:rPr>
-        <w:t xml:space="preserve">Senior Product Designer, 8 years in desktop B2B and enterprise software across MedTech, FinTech, retail POS and CRM, currently leading a team of four designers and owning a product area from discovery through release. I work the whole way: framing the problem, making the call, writing the spec, and staying with it through implementation. Most of my work is on dense, role-based interfaces where people live in the product all day and spreadsheets set the bar. For the past year I have worked fully async with stakeholders in Australia at close to zero live overlap, so my proposals are written to answer the questions I would otherwise field on a call. Outside my day job I build and maintain ZUI, an open-source React component library, to keep my own design-to-code pipeline honest.</w:t>
+        <w:t xml:space="preserve">Senior Product Designer, 8 years in desktop B2B and enterprise software across MedTech, FinTech, retail POS and CRM, currently leading a team of four designers and owning a product area from discovery through release. I work the whole way: framing the problem, making the call, writing the spec, and staying with it through implementation. Most of my work is on dense, role-based interfaces where people live in the product all day and spreadsheets set the bar. For the past year I have worked fully async with stakeholders in Australia at close to zero live overlap, so my proposals are written to answer the questions I would otherwise field on a call. Outside my day job I build and keep improving ZUI, a React component library, to keep my own design-to-code pipeline honest.</w:t>
       </w:r>
     </w:p>
     <w:p>
@@ -245,7 +245,7 @@
           <w:sz w:val="20"/>
           <w:szCs w:val="20"/>
         </w:rPr>
-        <w:t xml:space="preserve">Figma (Variables, Auto Layout, Components, Variants), Tokens Studio, Style Dictionary, Storybook, FigJam, Photoshop, Illustrator, After Effects, Blender, HTML, CSS, React, TypeScript, npm publishing, working knowledge of frontend constraints</w:t>
+        <w:t xml:space="preserve">Figma (Variables, Auto Layout, Components, Variants), Tokens Studio, Style Dictionary, Storybook, FigJam, Photoshop, Illustrator, After Effects, Blender, HTML, CSS, React, TypeScript, working knowledge of frontend constraints</w:t>
       </w:r>
     </w:p>
     <w:p>
@@ -381,7 +381,7 @@
           <w:sz w:val="20"/>
           <w:szCs w:val="20"/>
         </w:rPr>
-        <w:t xml:space="preserve">Rebuilt prototyping around an AI agent: I design a screen in Figma, the agent assembles it one to one from production components, so stakeholders review something that behaves like the product and engineers start from working code instead of a mock.</w:t>
+        <w:t xml:space="preserve">Built an AI harness for design: the agent assembles pages and modal dialogs strictly from the design system's components and stays within the guidelines. It runs on a design-system skill (rules, tokens, components, patterns), a written plan before anything is drawn, and hooks that turn corrections into skill updates, so stakeholders review something that behaves like the product and engineers start from working code instead of a mock.</w:t>
       </w:r>
     </w:p>
     <w:p>
@@ -919,7 +919,7 @@
           <w:sz w:val="21"/>
           <w:szCs w:val="21"/>
         </w:rPr>
-        <w:t xml:space="preserve">ZUI — open-core component library</w:t>
+        <w:t xml:space="preserve">ZUI — React component library</w:t>
       </w:r>
     </w:p>
     <w:p>
@@ -933,25 +933,25 @@
           <w:sz w:val="20"/>
           <w:szCs w:val="20"/>
         </w:rPr>
-        <w:t xml:space="preserve">Personal · React &amp; TypeScript · npm @zui · MIT license · github.com/DesignerZhiv</w:t>
-      </w:r>
-    </w:p>
-    <w:p>
-      <w:pPr>
-        <w:pStyle w:val="ListParagraph"/>
-        <w:numPr>
-          <w:ilvl w:val="0"/>
-          <w:numId w:val="2"/>
-        </w:numPr>
-        <w:spacing w:after="60" w:line="252"/>
-      </w:pPr>
-      <w:r>
-        <w:rPr>
-          <w:rFonts w:ascii="Calibri" w:cs="Calibri" w:eastAsia="Calibri" w:hAnsi="Calibri"/>
-          <w:sz w:val="20"/>
-          <w:szCs w:val="20"/>
-        </w:rPr>
-        <w:t xml:space="preserve">Building and maintaining an open-source component library synced 1:1 with a production Figma design system I maintain — every component matched against the live Figma spec by API, states and tokens.</w:t>
+        <w:t xml:space="preserve">Personal · React &amp; TypeScript</w:t>
+      </w:r>
+    </w:p>
+    <w:p>
+      <w:pPr>
+        <w:pStyle w:val="ListParagraph"/>
+        <w:numPr>
+          <w:ilvl w:val="0"/>
+          <w:numId w:val="2"/>
+        </w:numPr>
+        <w:spacing w:after="60" w:line="252"/>
+      </w:pPr>
+      <w:r>
+        <w:rPr>
+          <w:rFonts w:ascii="Calibri" w:cs="Calibri" w:eastAsia="Calibri" w:hAnsi="Calibri"/>
+          <w:sz w:val="20"/>
+          <w:szCs w:val="20"/>
+        </w:rPr>
+        <w:t xml:space="preserve">Building and continuously improving a component library synced 1:1 with a production Figma design system I maintain — every component matched against the live Figma spec by API, states and tokens.</w:t>
       </w:r>
     </w:p>
     <w:p>
